--- a/test/女儿成长日记.docx
+++ b/test/女儿成长日记.docx
@@ -536,7 +536,7 @@
         <w:spacing w:line="360" w:lineRule="auto"/>
         <w:ind w:firstLineChars="200" w:firstLine="480"/>
         <w:rPr>
-          <w:rFonts w:ascii="宋体" w:eastAsia="宋体" w:hAnsi="宋体"/>
+          <w:rFonts w:ascii="宋体" w:eastAsia="宋体" w:hAnsi="宋体" w:hint="eastAsia"/>
           <w:sz w:val="24"/>
           <w:szCs w:val="24"/>
         </w:rPr>
@@ -587,18 +587,50 @@
         <w:spacing w:line="360" w:lineRule="auto"/>
         <w:ind w:firstLineChars="200" w:firstLine="480"/>
         <w:rPr>
+          <w:rFonts w:ascii="宋体" w:eastAsia="宋体" w:hAnsi="宋体" w:hint="eastAsia"/>
+          <w:sz w:val="24"/>
+          <w:szCs w:val="24"/>
+        </w:rPr>
+      </w:pPr>
+      <w:r>
+        <w:rPr>
           <w:rFonts w:ascii="宋体" w:eastAsia="宋体" w:hAnsi="宋体"/>
           <w:sz w:val="24"/>
           <w:szCs w:val="24"/>
         </w:rPr>
-      </w:pPr>
-      <w:r>
-        <w:rPr>
-          <w:rFonts w:ascii="宋体" w:eastAsia="宋体" w:hAnsi="宋体"/>
-          <w:sz w:val="24"/>
-          <w:szCs w:val="24"/>
-        </w:rPr>
         <w:t>这两天女儿有些便秘，周一用了开塞露才拉了臭臭，最近要调整一下饮食，喝点稀的粥，多吃些蔬菜，要引导孩子喝水。</w:t>
+      </w:r>
+    </w:p>
+    <w:p>
+      <w:pPr>
+        <w:pStyle w:val="1"/>
+        <w:rPr>
+          <w:rFonts w:hint="eastAsia"/>
+        </w:rPr>
+      </w:pPr>
+      <w:r>
+        <w:rPr>
+          <w:rFonts w:hint="eastAsia"/>
+        </w:rPr>
+        <w:t>2026-0</w:t>
+      </w:r>
+      <w:r>
+        <w:rPr>
+          <w:rFonts w:hint="eastAsia"/>
+        </w:rPr>
+        <w:t>9</w:t>
+      </w:r>
+      <w:r>
+        <w:rPr>
+          <w:rFonts w:hint="eastAsia"/>
+        </w:rPr>
+        <w:t>-</w:t>
+      </w:r>
+      <w:r>
+        <w:rPr>
+          <w:rFonts w:hint="eastAsia"/>
+        </w:rPr>
+        <w:t>19</w:t>
       </w:r>
     </w:p>
     <w:p>
@@ -611,6 +643,14 @@
           <w:szCs w:val="24"/>
         </w:rPr>
       </w:pPr>
+      <w:r>
+        <w:rPr>
+          <w:rFonts w:ascii="宋体" w:eastAsia="宋体" w:hAnsi="宋体" w:hint="eastAsia"/>
+          <w:sz w:val="24"/>
+          <w:szCs w:val="24"/>
+        </w:rPr>
+        <w:t>最近女儿对书上的页码很感兴趣，这两天都会反复看一会儿，大概是因为和消毒柜上面显示的数字很接近吧。</w:t>
+      </w:r>
     </w:p>
     <w:sectPr>
       <w:pgSz w:w="11906" w:h="16838"/>
@@ -1320,6 +1360,7 @@
   <w:style w:type="character" w:default="1" w:styleId="a0">
     <w:name w:val="Default Paragraph Font"/>
     <w:uiPriority w:val="1"/>
+    <w:semiHidden/>
     <w:unhideWhenUsed/>
   </w:style>
   <w:style w:type="table" w:default="1" w:styleId="a1">
